--- a/Modelos/AP/FATEC/Declaracao_ciencia_coordenador_situacao_FATEC.docx
+++ b/Modelos/AP/FATEC/Declaracao_ciencia_coordenador_situacao_FATEC.docx
@@ -325,8 +325,6 @@
           <w:szCs w:val="20"/>
         </w:rPr>
       </w:pPr>
-      <w:bookmarkStart w:id="0" w:name="_GoBack"/>
-      <w:bookmarkEnd w:id="0"/>
     </w:p>
     <w:p>
       <w:pPr>
@@ -463,7 +461,32 @@
           <w:sz w:val="20"/>
           <w:szCs w:val="20"/>
         </w:rPr>
-        <w:t xml:space="preserve"> }} {{ </w:t>
+        <w:t xml:space="preserve"> }} </w:t>
+      </w:r>
+      <w:r>
+        <w:rPr>
+          <w:rFonts w:ascii="Arial" w:eastAsia="Times New Roman" w:hAnsi="Arial" w:cs="Arial"/>
+          <w:b/>
+          <w:bCs/>
+          <w:color w:val="000000"/>
+          <w:sz w:val="20"/>
+          <w:szCs w:val="20"/>
+        </w:rPr>
+        <w:br/>
+        <w:t xml:space="preserve">                                                                                                   </w:t>
+      </w:r>
+      <w:bookmarkStart w:id="0" w:name="_GoBack"/>
+      <w:bookmarkEnd w:id="0"/>
+      <w:r>
+        <w:rPr>
+          <w:rFonts w:ascii="Arial" w:eastAsia="Times New Roman" w:hAnsi="Arial" w:cs="Arial"/>
+          <w:b/>
+          <w:bCs/>
+          <w:color w:val="000000"/>
+          <w:sz w:val="20"/>
+          <w:szCs w:val="20"/>
+        </w:rPr>
+        <w:t xml:space="preserve">{{ </w:t>
       </w:r>
       <w:proofErr w:type="spellStart"/>
       <w:r>
@@ -1439,7 +1462,7 @@
             </wp:anchor>
           </w:drawing>
         </mc:Choice>
-        <mc:Fallback xmlns:sl="http://schemas.openxmlformats.org/schemaLibrary/2006/main" xmlns:a="http://schemas.openxmlformats.org/drawingml/2006/main" xmlns:pic="http://schemas.openxmlformats.org/drawingml/2006/picture" xmlns:c="http://schemas.openxmlformats.org/drawingml/2006/chart" xmlns:lc="http://schemas.openxmlformats.org/drawingml/2006/lockedCanvas" xmlns:dgm="http://schemas.openxmlformats.org/drawingml/2006/diagram">
+        <mc:Fallback xmlns:dgm="http://schemas.openxmlformats.org/drawingml/2006/diagram" xmlns:lc="http://schemas.openxmlformats.org/drawingml/2006/lockedCanvas" xmlns:c="http://schemas.openxmlformats.org/drawingml/2006/chart" xmlns:pic="http://schemas.openxmlformats.org/drawingml/2006/picture" xmlns:a="http://schemas.openxmlformats.org/drawingml/2006/main" xmlns:sl="http://schemas.openxmlformats.org/schemaLibrary/2006/main">
           <w:drawing>
             <wp:anchor allowOverlap="1" behindDoc="1" distB="0" distT="0" distL="0" distR="0" hidden="0" layoutInCell="1" locked="0" relativeHeight="0" simplePos="0">
               <wp:simplePos x="0" y="0"/>
@@ -2302,7 +2325,7 @@
             </wp:anchor>
           </w:drawing>
         </mc:Choice>
-        <mc:Fallback xmlns:sl="http://schemas.openxmlformats.org/schemaLibrary/2006/main" xmlns:a="http://schemas.openxmlformats.org/drawingml/2006/main" xmlns:pic="http://schemas.openxmlformats.org/drawingml/2006/picture" xmlns:c="http://schemas.openxmlformats.org/drawingml/2006/chart" xmlns:lc="http://schemas.openxmlformats.org/drawingml/2006/lockedCanvas" xmlns:dgm="http://schemas.openxmlformats.org/drawingml/2006/diagram">
+        <mc:Fallback xmlns:dgm="http://schemas.openxmlformats.org/drawingml/2006/diagram" xmlns:lc="http://schemas.openxmlformats.org/drawingml/2006/lockedCanvas" xmlns:c="http://schemas.openxmlformats.org/drawingml/2006/chart" xmlns:pic="http://schemas.openxmlformats.org/drawingml/2006/picture" xmlns:a="http://schemas.openxmlformats.org/drawingml/2006/main" xmlns:sl="http://schemas.openxmlformats.org/schemaLibrary/2006/main">
           <w:drawing>
             <wp:anchor allowOverlap="1" behindDoc="1" distB="0" distT="0" distL="0" distR="0" hidden="0" layoutInCell="1" locked="0" relativeHeight="0" simplePos="0">
               <wp:simplePos x="0" y="0"/>
@@ -3687,7 +3710,7 @@
 </file>
 
 <file path=customXml/itemProps2.xml><?xml version="1.0" encoding="utf-8"?>
-<ds:datastoreItem xmlns:ds="http://schemas.openxmlformats.org/officeDocument/2006/customXml" ds:itemID="{B789A38D-2472-4CCB-8CC8-D54FE67C3EBF}">
+<ds:datastoreItem xmlns:ds="http://schemas.openxmlformats.org/officeDocument/2006/customXml" ds:itemID="{22D64CEC-2FDD-4135-8E6C-132CF4520DEF}">
   <ds:schemaRefs>
     <ds:schemaRef ds:uri="http://schemas.openxmlformats.org/officeDocument/2006/bibliography"/>
   </ds:schemaRefs>

--- a/Modelos/AP/FATEC/Declaracao_ciencia_coordenador_situacao_FATEC.docx
+++ b/Modelos/AP/FATEC/Declaracao_ciencia_coordenador_situacao_FATEC.docx
@@ -413,9 +413,8 @@
           <w:sz w:val="20"/>
           <w:szCs w:val="20"/>
         </w:rPr>
-        <w:t>                                                                                                   </w:t>
-      </w:r>
-      <w:proofErr w:type="gramStart"/>
+        <w:t>                                                                                                 </w:t>
+      </w:r>
       <w:r>
         <w:rPr>
           <w:rFonts w:ascii="Arial" w:eastAsia="Times New Roman" w:hAnsi="Arial" w:cs="Arial"/>
@@ -425,9 +424,8 @@
           <w:sz w:val="20"/>
           <w:szCs w:val="20"/>
         </w:rPr>
-        <w:t xml:space="preserve">{{ </w:t>
-      </w:r>
-      <w:proofErr w:type="spellStart"/>
+        <w:t>NOME:</w:t>
+      </w:r>
       <w:r>
         <w:rPr>
           <w:rFonts w:ascii="Arial" w:eastAsia="Times New Roman" w:hAnsi="Arial" w:cs="Arial"/>
@@ -437,9 +435,8 @@
           <w:sz w:val="20"/>
           <w:szCs w:val="20"/>
         </w:rPr>
-        <w:t>nome</w:t>
-      </w:r>
-      <w:proofErr w:type="gramEnd"/>
+        <w:t> </w:t>
+      </w:r>
       <w:r>
         <w:rPr>
           <w:rFonts w:ascii="Arial" w:eastAsia="Times New Roman" w:hAnsi="Arial" w:cs="Arial"/>
@@ -449,9 +446,9 @@
           <w:sz w:val="20"/>
           <w:szCs w:val="20"/>
         </w:rPr>
-        <w:t>_coord</w:t>
-      </w:r>
-      <w:proofErr w:type="spellEnd"/>
+        <w:t xml:space="preserve">{{ </w:t>
+      </w:r>
+      <w:proofErr w:type="spellStart"/>
       <w:r>
         <w:rPr>
           <w:rFonts w:ascii="Arial" w:eastAsia="Times New Roman" w:hAnsi="Arial" w:cs="Arial"/>
@@ -461,8 +458,9 @@
           <w:sz w:val="20"/>
           <w:szCs w:val="20"/>
         </w:rPr>
-        <w:t xml:space="preserve"> }} </w:t>
-      </w:r>
+        <w:t>nome_coord</w:t>
+      </w:r>
+      <w:proofErr w:type="spellEnd"/>
       <w:r>
         <w:rPr>
           <w:rFonts w:ascii="Arial" w:eastAsia="Times New Roman" w:hAnsi="Arial" w:cs="Arial"/>
@@ -472,11 +470,33 @@
           <w:sz w:val="20"/>
           <w:szCs w:val="20"/>
         </w:rPr>
+        <w:t xml:space="preserve"> }} </w:t>
+      </w:r>
+      <w:r>
+        <w:rPr>
+          <w:rFonts w:ascii="Arial" w:eastAsia="Times New Roman" w:hAnsi="Arial" w:cs="Arial"/>
+          <w:b/>
+          <w:bCs/>
+          <w:color w:val="000000"/>
+          <w:sz w:val="20"/>
+          <w:szCs w:val="20"/>
+        </w:rPr>
         <w:br/>
-        <w:t xml:space="preserve">                                                                                                   </w:t>
+        <w:t xml:space="preserve">                                                                                                </w:t>
       </w:r>
       <w:bookmarkStart w:id="0" w:name="_GoBack"/>
       <w:bookmarkEnd w:id="0"/>
+      <w:r>
+        <w:rPr>
+          <w:rFonts w:ascii="Arial" w:eastAsia="Times New Roman" w:hAnsi="Arial" w:cs="Arial"/>
+          <w:b/>
+          <w:bCs/>
+          <w:color w:val="000000"/>
+          <w:sz w:val="20"/>
+          <w:szCs w:val="20"/>
+        </w:rPr>
+        <w:t xml:space="preserve">SIAPE: </w:t>
+      </w:r>
       <w:r>
         <w:rPr>
           <w:rFonts w:ascii="Arial" w:eastAsia="Times New Roman" w:hAnsi="Arial" w:cs="Arial"/>
@@ -1462,7 +1482,7 @@
             </wp:anchor>
           </w:drawing>
         </mc:Choice>
-        <mc:Fallback xmlns:dgm="http://schemas.openxmlformats.org/drawingml/2006/diagram" xmlns:lc="http://schemas.openxmlformats.org/drawingml/2006/lockedCanvas" xmlns:c="http://schemas.openxmlformats.org/drawingml/2006/chart" xmlns:pic="http://schemas.openxmlformats.org/drawingml/2006/picture" xmlns:a="http://schemas.openxmlformats.org/drawingml/2006/main" xmlns:sl="http://schemas.openxmlformats.org/schemaLibrary/2006/main">
+        <mc:Fallback xmlns:sl="http://schemas.openxmlformats.org/schemaLibrary/2006/main" xmlns:a="http://schemas.openxmlformats.org/drawingml/2006/main" xmlns:pic="http://schemas.openxmlformats.org/drawingml/2006/picture" xmlns:c="http://schemas.openxmlformats.org/drawingml/2006/chart" xmlns:lc="http://schemas.openxmlformats.org/drawingml/2006/lockedCanvas" xmlns:dgm="http://schemas.openxmlformats.org/drawingml/2006/diagram">
           <w:drawing>
             <wp:anchor allowOverlap="1" behindDoc="1" distB="0" distT="0" distL="0" distR="0" hidden="0" layoutInCell="1" locked="0" relativeHeight="0" simplePos="0">
               <wp:simplePos x="0" y="0"/>
@@ -2325,7 +2345,7 @@
             </wp:anchor>
           </w:drawing>
         </mc:Choice>
-        <mc:Fallback xmlns:dgm="http://schemas.openxmlformats.org/drawingml/2006/diagram" xmlns:lc="http://schemas.openxmlformats.org/drawingml/2006/lockedCanvas" xmlns:c="http://schemas.openxmlformats.org/drawingml/2006/chart" xmlns:pic="http://schemas.openxmlformats.org/drawingml/2006/picture" xmlns:a="http://schemas.openxmlformats.org/drawingml/2006/main" xmlns:sl="http://schemas.openxmlformats.org/schemaLibrary/2006/main">
+        <mc:Fallback xmlns:sl="http://schemas.openxmlformats.org/schemaLibrary/2006/main" xmlns:a="http://schemas.openxmlformats.org/drawingml/2006/main" xmlns:pic="http://schemas.openxmlformats.org/drawingml/2006/picture" xmlns:c="http://schemas.openxmlformats.org/drawingml/2006/chart" xmlns:lc="http://schemas.openxmlformats.org/drawingml/2006/lockedCanvas" xmlns:dgm="http://schemas.openxmlformats.org/drawingml/2006/diagram">
           <w:drawing>
             <wp:anchor allowOverlap="1" behindDoc="1" distB="0" distT="0" distL="0" distR="0" hidden="0" layoutInCell="1" locked="0" relativeHeight="0" simplePos="0">
               <wp:simplePos x="0" y="0"/>
@@ -3710,7 +3730,7 @@
 </file>
 
 <file path=customXml/itemProps2.xml><?xml version="1.0" encoding="utf-8"?>
-<ds:datastoreItem xmlns:ds="http://schemas.openxmlformats.org/officeDocument/2006/customXml" ds:itemID="{22D64CEC-2FDD-4135-8E6C-132CF4520DEF}">
+<ds:datastoreItem xmlns:ds="http://schemas.openxmlformats.org/officeDocument/2006/customXml" ds:itemID="{227E5A6A-F488-4FF1-9FA4-A7E261B642B6}">
   <ds:schemaRefs>
     <ds:schemaRef ds:uri="http://schemas.openxmlformats.org/officeDocument/2006/bibliography"/>
   </ds:schemaRefs>

--- a/Modelos/AP/FATEC/Declaracao_ciencia_coordenador_situacao_FATEC.docx
+++ b/Modelos/AP/FATEC/Declaracao_ciencia_coordenador_situacao_FATEC.docx
@@ -145,17 +145,11 @@
       </w:pPr>
       <w:r>
         <w:rPr>
-          <w:rFonts w:ascii="Arial" w:eastAsia="Times New Roman" w:hAnsi="Arial" w:cs="Arial"/>
+          <w:rFonts w:ascii="Arial" w:hAnsi="Arial" w:cs="Arial"/>
+          <w:color w:val="000000"/>
           <w:sz w:val="20"/>
         </w:rPr>
-        <w:t xml:space="preserve">Solicito que a execução do projeto </w:t>
-      </w:r>
-      <w:r>
-        <w:rPr>
-          <w:rFonts w:ascii="Arial" w:hAnsi="Arial" w:cs="Arial"/>
-          <w:sz w:val="20"/>
-        </w:rPr>
-        <w:t>“</w:t>
+        <w:t>Solicito que a execução do projeto “</w:t>
       </w:r>
       <w:proofErr w:type="gramStart"/>
       <w:r>
@@ -192,20 +186,15 @@
       <w:r>
         <w:rPr>
           <w:rFonts w:ascii="Arial" w:hAnsi="Arial" w:cs="Arial"/>
+          <w:color w:val="000000"/>
           <w:sz w:val="20"/>
         </w:rPr>
-        <w:t xml:space="preserve">”, </w:t>
+        <w:t>”, registrado no GAP sob o n.</w:t>
       </w:r>
       <w:r>
         <w:rPr>
           <w:rFonts w:ascii="Arial" w:hAnsi="Arial" w:cs="Arial"/>
-          <w:sz w:val="20"/>
-        </w:rPr>
-        <w:t xml:space="preserve">registrado no GAP sob o n. </w:t>
-      </w:r>
-      <w:r>
-        <w:rPr>
-          <w:rFonts w:ascii="Arial" w:hAnsi="Arial" w:cs="Arial"/>
+          <w:color w:val="000000"/>
           <w:sz w:val="20"/>
         </w:rPr>
         <w:t xml:space="preserve">{{ </w:t>
@@ -214,6 +203,7 @@
       <w:r>
         <w:rPr>
           <w:rFonts w:ascii="Arial" w:hAnsi="Arial" w:cs="Arial"/>
+          <w:color w:val="000000"/>
           <w:sz w:val="20"/>
         </w:rPr>
         <w:t>n_projeto</w:t>
@@ -222,90 +212,20 @@
       <w:r>
         <w:rPr>
           <w:rFonts w:ascii="Arial" w:hAnsi="Arial" w:cs="Arial"/>
-          <w:sz w:val="20"/>
-        </w:rPr>
-        <w:t xml:space="preserve"> }} </w:t>
-      </w:r>
-      <w:r>
-        <w:rPr>
-          <w:rFonts w:ascii="Arial" w:hAnsi="Arial" w:cs="Arial"/>
-          <w:sz w:val="20"/>
-        </w:rPr>
-        <w:t>ou prorrogação de prazo do projeto</w:t>
-      </w:r>
-      <w:r>
-        <w:rPr>
-          <w:rFonts w:ascii="Arial" w:eastAsia="Times New Roman" w:hAnsi="Arial" w:cs="Arial"/>
-          <w:sz w:val="20"/>
-        </w:rPr>
-        <w:t xml:space="preserve"> </w:t>
-      </w:r>
-      <w:r>
-        <w:rPr>
-          <w:rFonts w:ascii="Arial" w:hAnsi="Arial" w:cs="Arial"/>
-          <w:sz w:val="20"/>
-        </w:rPr>
-        <w:t>“</w:t>
-      </w:r>
-      <w:r>
-        <w:rPr>
-          <w:rFonts w:ascii="Arial" w:hAnsi="Arial" w:cs="Arial"/>
-          <w:sz w:val="20"/>
-        </w:rPr>
-        <w:t xml:space="preserve">{{ </w:t>
-      </w:r>
-      <w:proofErr w:type="spellStart"/>
-      <w:r>
-        <w:rPr>
-          <w:rFonts w:ascii="Arial" w:hAnsi="Arial" w:cs="Arial"/>
-          <w:sz w:val="20"/>
-        </w:rPr>
-        <w:t>nome_projeto</w:t>
-      </w:r>
-      <w:proofErr w:type="spellEnd"/>
-      <w:r>
-        <w:rPr>
-          <w:rFonts w:ascii="Arial" w:hAnsi="Arial" w:cs="Arial"/>
+          <w:color w:val="000000"/>
           <w:sz w:val="20"/>
         </w:rPr>
         <w:t xml:space="preserve"> }}</w:t>
       </w:r>
+      <w:bookmarkStart w:id="0" w:name="_GoBack"/>
+      <w:bookmarkEnd w:id="0"/>
       <w:r>
         <w:rPr>
           <w:rFonts w:ascii="Arial" w:hAnsi="Arial" w:cs="Arial"/>
+          <w:color w:val="000000"/>
           <w:sz w:val="20"/>
         </w:rPr>
-        <w:t xml:space="preserve">”, registrado no GAP sob o n. </w:t>
-      </w:r>
-      <w:r>
-        <w:rPr>
-          <w:rFonts w:ascii="Arial" w:hAnsi="Arial" w:cs="Arial"/>
-          <w:sz w:val="20"/>
-        </w:rPr>
-        <w:t xml:space="preserve">{{ </w:t>
-      </w:r>
-      <w:proofErr w:type="spellStart"/>
-      <w:r>
-        <w:rPr>
-          <w:rFonts w:ascii="Arial" w:hAnsi="Arial" w:cs="Arial"/>
-          <w:sz w:val="20"/>
-        </w:rPr>
-        <w:t>n_projeto</w:t>
-      </w:r>
-      <w:proofErr w:type="spellEnd"/>
-      <w:r>
-        <w:rPr>
-          <w:rFonts w:ascii="Arial" w:hAnsi="Arial" w:cs="Arial"/>
-          <w:sz w:val="20"/>
-        </w:rPr>
-        <w:t xml:space="preserve"> }}</w:t>
-      </w:r>
-      <w:r>
-        <w:rPr>
-          <w:rFonts w:ascii="Arial" w:hAnsi="Arial" w:cs="Arial"/>
-          <w:sz w:val="20"/>
-        </w:rPr>
-        <w:t>, seja com a interveniência da FATEC</w:t>
+        <w:t>, seja com a interveniência da FATEC.</w:t>
       </w:r>
       <w:r>
         <w:rPr>
@@ -484,8 +404,6 @@
         <w:br/>
         <w:t xml:space="preserve">                                                                                                </w:t>
       </w:r>
-      <w:bookmarkStart w:id="0" w:name="_GoBack"/>
-      <w:bookmarkEnd w:id="0"/>
       <w:r>
         <w:rPr>
           <w:rFonts w:ascii="Arial" w:eastAsia="Times New Roman" w:hAnsi="Arial" w:cs="Arial"/>
@@ -1482,7 +1400,7 @@
             </wp:anchor>
           </w:drawing>
         </mc:Choice>
-        <mc:Fallback xmlns:sl="http://schemas.openxmlformats.org/schemaLibrary/2006/main" xmlns:a="http://schemas.openxmlformats.org/drawingml/2006/main" xmlns:pic="http://schemas.openxmlformats.org/drawingml/2006/picture" xmlns:c="http://schemas.openxmlformats.org/drawingml/2006/chart" xmlns:lc="http://schemas.openxmlformats.org/drawingml/2006/lockedCanvas" xmlns:dgm="http://schemas.openxmlformats.org/drawingml/2006/diagram">
+        <mc:Fallback xmlns:dgm="http://schemas.openxmlformats.org/drawingml/2006/diagram" xmlns:lc="http://schemas.openxmlformats.org/drawingml/2006/lockedCanvas" xmlns:c="http://schemas.openxmlformats.org/drawingml/2006/chart" xmlns:pic="http://schemas.openxmlformats.org/drawingml/2006/picture" xmlns:a="http://schemas.openxmlformats.org/drawingml/2006/main" xmlns:sl="http://schemas.openxmlformats.org/schemaLibrary/2006/main">
           <w:drawing>
             <wp:anchor allowOverlap="1" behindDoc="1" distB="0" distT="0" distL="0" distR="0" hidden="0" layoutInCell="1" locked="0" relativeHeight="0" simplePos="0">
               <wp:simplePos x="0" y="0"/>
@@ -2345,7 +2263,7 @@
             </wp:anchor>
           </w:drawing>
         </mc:Choice>
-        <mc:Fallback xmlns:sl="http://schemas.openxmlformats.org/schemaLibrary/2006/main" xmlns:a="http://schemas.openxmlformats.org/drawingml/2006/main" xmlns:pic="http://schemas.openxmlformats.org/drawingml/2006/picture" xmlns:c="http://schemas.openxmlformats.org/drawingml/2006/chart" xmlns:lc="http://schemas.openxmlformats.org/drawingml/2006/lockedCanvas" xmlns:dgm="http://schemas.openxmlformats.org/drawingml/2006/diagram">
+        <mc:Fallback xmlns:dgm="http://schemas.openxmlformats.org/drawingml/2006/diagram" xmlns:lc="http://schemas.openxmlformats.org/drawingml/2006/lockedCanvas" xmlns:c="http://schemas.openxmlformats.org/drawingml/2006/chart" xmlns:pic="http://schemas.openxmlformats.org/drawingml/2006/picture" xmlns:a="http://schemas.openxmlformats.org/drawingml/2006/main" xmlns:sl="http://schemas.openxmlformats.org/schemaLibrary/2006/main">
           <w:drawing>
             <wp:anchor allowOverlap="1" behindDoc="1" distB="0" distT="0" distL="0" distR="0" hidden="0" layoutInCell="1" locked="0" relativeHeight="0" simplePos="0">
               <wp:simplePos x="0" y="0"/>
@@ -3730,7 +3648,7 @@
 </file>
 
 <file path=customXml/itemProps2.xml><?xml version="1.0" encoding="utf-8"?>
-<ds:datastoreItem xmlns:ds="http://schemas.openxmlformats.org/officeDocument/2006/customXml" ds:itemID="{227E5A6A-F488-4FF1-9FA4-A7E261B642B6}">
+<ds:datastoreItem xmlns:ds="http://schemas.openxmlformats.org/officeDocument/2006/customXml" ds:itemID="{ABC54A5A-CCF8-4E3F-B23C-7F0945AD2C09}">
   <ds:schemaRefs>
     <ds:schemaRef ds:uri="http://schemas.openxmlformats.org/officeDocument/2006/bibliography"/>
   </ds:schemaRefs>
